--- a/assets/cv/CV_Abdelkader_Arbaoui_FR.docx
+++ b/assets/cv/CV_Abdelkader_Arbaoui_FR.docx
@@ -12,31 +12,81 @@
       </w:pPr>
       <w:r>
         <w:rPr>
-          <w:b/>
-          <w:bCs/>
-          <w:color w:val="1A1A1A"/>
-          <w:sz w:val="44"/>
-          <w:szCs w:val="44"/>
-          <w:lang w:val="en-US"/>
-        </w:rPr>
-        <w:t>ABDELKADER ARBAOUI</w:t>
-      </w:r>
-      <w:r>
-        <w:rPr>
           <w:noProof/>
         </w:rPr>
         <w:drawing>
-          <wp:anchor distT="0" distB="100000" distL="200000" distR="0" simplePos="0" relativeHeight="1371600" behindDoc="0" locked="0" layoutInCell="1" allowOverlap="1" wp14:anchorId="2BDC580A" wp14:editId="3F2A5478">
+          <wp:anchor distT="0" distB="100000" distL="60000" distR="0" simplePos="0" relativeHeight="1104900" behindDoc="0" locked="0" layoutInCell="1" allowOverlap="1" wp14:anchorId="55F75B74" wp14:editId="487C527B">
             <wp:simplePos x="0" y="0"/>
             <wp:positionH relativeFrom="margin">
-              <wp:align>right</wp:align>
+              <wp:posOffset>4901353</wp:posOffset>
             </wp:positionH>
             <wp:positionV relativeFrom="margin">
-              <wp:align>top</wp:align>
+              <wp:posOffset>31</wp:posOffset>
             </wp:positionV>
-            <wp:extent cx="1143000" cy="1371600"/>
+            <wp:extent cx="603621" cy="738293"/>
+            <wp:effectExtent l="0" t="0" r="6350" b="0"/>
+            <wp:wrapNone/>
+            <wp:docPr id="1180805435" name="QR Portfolio" descr="QR code vers le portfolio" title="QR Portfolio">
+              <a:hlinkClick xmlns:a="http://schemas.openxmlformats.org/drawingml/2006/main" r:id="rId5"/>
+            </wp:docPr>
+            <wp:cNvGraphicFramePr>
+              <a:graphicFrameLocks xmlns:a="http://schemas.openxmlformats.org/drawingml/2006/main" noChangeAspect="1"/>
+            </wp:cNvGraphicFramePr>
+            <a:graphic xmlns:a="http://schemas.openxmlformats.org/drawingml/2006/main">
+              <a:graphicData uri="http://schemas.openxmlformats.org/drawingml/2006/picture">
+                <pic:pic xmlns:pic="http://schemas.openxmlformats.org/drawingml/2006/picture">
+                  <pic:nvPicPr>
+                    <pic:cNvPr id="1180805435" name="QR Portfolio" descr="QR code vers le portfolio" title="QR Portfolio">
+                      <a:hlinkClick r:id="rId5"/>
+                    </pic:cNvPr>
+                    <pic:cNvPicPr>
+                      <a:picLocks noChangeAspect="1" noChangeArrowheads="1"/>
+                    </pic:cNvPicPr>
+                  </pic:nvPicPr>
+                  <pic:blipFill>
+                    <a:blip r:embed="rId6"/>
+                    <a:srcRect/>
+                    <a:stretch>
+                      <a:fillRect/>
+                    </a:stretch>
+                  </pic:blipFill>
+                  <pic:spPr bwMode="auto">
+                    <a:xfrm>
+                      <a:off x="0" y="0"/>
+                      <a:ext cx="603621" cy="738293"/>
+                    </a:xfrm>
+                    <a:prstGeom prst="rect">
+                      <a:avLst/>
+                    </a:prstGeom>
+                  </pic:spPr>
+                </pic:pic>
+              </a:graphicData>
+            </a:graphic>
+            <wp14:sizeRelH relativeFrom="margin">
+              <wp14:pctWidth>0</wp14:pctWidth>
+            </wp14:sizeRelH>
+            <wp14:sizeRelV relativeFrom="margin">
+              <wp14:pctHeight>0</wp14:pctHeight>
+            </wp14:sizeRelV>
+          </wp:anchor>
+        </w:drawing>
+      </w:r>
+      <w:r>
+        <w:rPr>
+          <w:noProof/>
+        </w:rPr>
+        <w:drawing>
+          <wp:anchor distT="0" distB="100000" distL="201930" distR="0" simplePos="0" relativeHeight="1371600" behindDoc="0" locked="0" layoutInCell="1" allowOverlap="1" wp14:anchorId="2BDC580A" wp14:editId="7390957C">
+            <wp:simplePos x="0" y="0"/>
+            <wp:positionH relativeFrom="margin">
+              <wp:posOffset>5696161</wp:posOffset>
+            </wp:positionH>
+            <wp:positionV relativeFrom="margin">
+              <wp:posOffset>-81280</wp:posOffset>
+            </wp:positionV>
+            <wp:extent cx="765386" cy="918463"/>
             <wp:effectExtent l="0" t="0" r="0" b="0"/>
-            <wp:wrapSquare wrapText="left" distT="0" distB="100000" distL="200000" distR="0"/>
+            <wp:wrapNone/>
             <wp:docPr id="1" name="Photo" descr="Photo de profil" title="Photo"/>
             <wp:cNvGraphicFramePr>
               <a:graphicFrameLocks xmlns:a="http://schemas.openxmlformats.org/drawingml/2006/main" noChangeAspect="1"/>
@@ -51,61 +101,6 @@
                     </pic:cNvPicPr>
                   </pic:nvPicPr>
                   <pic:blipFill>
-                    <a:blip r:embed="rId5"/>
-                    <a:srcRect/>
-                    <a:stretch>
-                      <a:fillRect/>
-                    </a:stretch>
-                  </pic:blipFill>
-                  <pic:spPr bwMode="auto">
-                    <a:xfrm>
-                      <a:off x="0" y="0"/>
-                      <a:ext cx="1143000" cy="1371600"/>
-                    </a:xfrm>
-                    <a:prstGeom prst="rect">
-                      <a:avLst/>
-                    </a:prstGeom>
-                  </pic:spPr>
-                </pic:pic>
-              </a:graphicData>
-            </a:graphic>
-          </wp:anchor>
-        </w:drawing>
-      </w:r>
-      <w:r>
-        <w:rPr>
-          <w:noProof/>
-        </w:rPr>
-        <w:drawing>
-          <wp:anchor distT="0" distB="100000" distL="60000" distR="0" simplePos="0" relativeHeight="1104900" behindDoc="0" locked="0" layoutInCell="1" allowOverlap="1" wp14:anchorId="55F75B74" wp14:editId="1B4BA6A6">
-            <wp:simplePos x="0" y="0"/>
-            <wp:positionH relativeFrom="margin">
-              <wp:posOffset>4406435</wp:posOffset>
-            </wp:positionH>
-            <wp:positionV relativeFrom="margin">
-              <wp:align>top</wp:align>
-            </wp:positionV>
-            <wp:extent cx="904875" cy="1104900"/>
-            <wp:effectExtent l="0" t="0" r="0" b="0"/>
-            <wp:wrapSquare wrapText="left" distT="0" distB="100000" distL="60000" distR="0"/>
-            <wp:docPr id="1180805435" name="QR Portfolio" descr="QR code vers le portfolio" title="QR Portfolio">
-              <a:hlinkClick xmlns:a="http://schemas.openxmlformats.org/drawingml/2006/main" r:id="rId6"/>
-            </wp:docPr>
-            <wp:cNvGraphicFramePr>
-              <a:graphicFrameLocks xmlns:a="http://schemas.openxmlformats.org/drawingml/2006/main" noChangeAspect="1"/>
-            </wp:cNvGraphicFramePr>
-            <a:graphic xmlns:a="http://schemas.openxmlformats.org/drawingml/2006/main">
-              <a:graphicData uri="http://schemas.openxmlformats.org/drawingml/2006/picture">
-                <pic:pic xmlns:pic="http://schemas.openxmlformats.org/drawingml/2006/picture">
-                  <pic:nvPicPr>
-                    <pic:cNvPr id="1180805435" name="QR Portfolio" descr="QR code vers le portfolio" title="QR Portfolio">
-                      <a:hlinkClick r:id="rId6"/>
-                    </pic:cNvPr>
-                    <pic:cNvPicPr>
-                      <a:picLocks noChangeAspect="1" noChangeArrowheads="1"/>
-                    </pic:cNvPicPr>
-                  </pic:nvPicPr>
-                  <pic:blipFill>
                     <a:blip r:embed="rId7"/>
                     <a:srcRect/>
                     <a:stretch>
@@ -115,7 +110,7 @@
                   <pic:spPr bwMode="auto">
                     <a:xfrm>
                       <a:off x="0" y="0"/>
-                      <a:ext cx="904875" cy="1104900"/>
+                      <a:ext cx="765386" cy="918463"/>
                     </a:xfrm>
                     <a:prstGeom prst="rect">
                       <a:avLst/>
@@ -124,8 +119,25 @@
                 </pic:pic>
               </a:graphicData>
             </a:graphic>
+            <wp14:sizeRelH relativeFrom="margin">
+              <wp14:pctWidth>0</wp14:pctWidth>
+            </wp14:sizeRelH>
+            <wp14:sizeRelV relativeFrom="margin">
+              <wp14:pctHeight>0</wp14:pctHeight>
+            </wp14:sizeRelV>
           </wp:anchor>
         </w:drawing>
+      </w:r>
+      <w:r>
+        <w:rPr>
+          <w:b/>
+          <w:bCs/>
+          <w:color w:val="1A1A1A"/>
+          <w:sz w:val="44"/>
+          <w:szCs w:val="44"/>
+          <w:lang w:val="en-US"/>
+        </w:rPr>
+        <w:t>ABDELKADER ARBAOUI</w:t>
       </w:r>
     </w:p>
     <w:p>
@@ -231,21 +243,7 @@
         <w:rPr>
           <w:color w:val="1A1A1A"/>
         </w:rPr>
-        <w:t>Customer Success Manager avec une forte composante technique et commerciale, fort de 3 ans d'expérience dans des environnements B2B exigeants en cybersécurité — gestion de comptes grands groupes (CAC 40), d'interlocuteurs C-</w:t>
-      </w:r>
-      <w:proofErr w:type="spellStart"/>
-      <w:r>
-        <w:rPr>
-          <w:color w:val="1A1A1A"/>
-        </w:rPr>
-        <w:t>level</w:t>
-      </w:r>
-      <w:proofErr w:type="spellEnd"/>
-      <w:r>
-        <w:rPr>
-          <w:color w:val="1A1A1A"/>
-        </w:rPr>
-        <w:t xml:space="preserve"> et RSSI/CISO, et de déploiements techniques complexes. Compétent en gestion stratégique de comptes, renouvellement de contrats et analyse des performances commerciales. Trilingue, certifié Azure, et à l'aise avec les outils CRM, data et automatisation.</w:t>
+        <w:t>Professionnel trilingue avec 3 ans d’expérience en relation client et développement commercial, spécialisé en Customer Success. Passionné par l’IA, la data et les nouvelles technologies, j’utilise la donnée et l’automatisation pour soutenir l’adoption produit et l’expérience client.</w:t>
       </w:r>
     </w:p>
     <w:p>
@@ -278,101 +276,63 @@
           <w:bCs/>
           <w:color w:val="1A1A1A"/>
         </w:rPr>
-        <w:t xml:space="preserve">Customer Success : </w:t>
-      </w:r>
-      <w:r>
-        <w:rPr>
-          <w:color w:val="1A1A1A"/>
-        </w:rPr>
-        <w:t xml:space="preserve">Gestion de Portefeuille · QBR · Rétention · Renouvellement · ARR · </w:t>
-      </w:r>
-      <w:proofErr w:type="spellStart"/>
-      <w:r>
-        <w:rPr>
-          <w:color w:val="1A1A1A"/>
-        </w:rPr>
-        <w:t>Upsell</w:t>
-      </w:r>
-      <w:proofErr w:type="spellEnd"/>
-      <w:r>
-        <w:rPr>
-          <w:color w:val="1A1A1A"/>
-        </w:rPr>
-        <w:t xml:space="preserve"> · Cross-</w:t>
-      </w:r>
-      <w:proofErr w:type="spellStart"/>
-      <w:r>
-        <w:rPr>
-          <w:color w:val="1A1A1A"/>
-        </w:rPr>
-        <w:t>sell</w:t>
-      </w:r>
-      <w:proofErr w:type="spellEnd"/>
-      <w:r>
-        <w:rPr>
-          <w:color w:val="1A1A1A"/>
-        </w:rPr>
-        <w:t xml:space="preserve"> · Adoption · </w:t>
-      </w:r>
-      <w:proofErr w:type="spellStart"/>
-      <w:r>
-        <w:rPr>
-          <w:color w:val="1A1A1A"/>
-        </w:rPr>
-        <w:t>Onboarding</w:t>
-      </w:r>
-      <w:proofErr w:type="spellEnd"/>
-      <w:r>
-        <w:rPr>
-          <w:color w:val="1A1A1A"/>
-        </w:rPr>
-        <w:t xml:space="preserve"> · C-Level Stakeholder Management · CISO · IT </w:t>
-      </w:r>
-      <w:proofErr w:type="spellStart"/>
-      <w:r>
-        <w:rPr>
-          <w:color w:val="1A1A1A"/>
-        </w:rPr>
-        <w:t>Directors</w:t>
-      </w:r>
-      <w:proofErr w:type="spellEnd"/>
-      <w:r>
-        <w:rPr>
-          <w:color w:val="1A1A1A"/>
-        </w:rPr>
-        <w:t xml:space="preserve"> · NPS · CSAT · SLA · Churn · Customer Success Plans · Gouvernance</w:t>
+        <w:t xml:space="preserve">Customer Success: </w:t>
+      </w:r>
+      <w:r>
+        <w:rPr>
+          <w:color w:val="1A1A1A"/>
+        </w:rPr>
+        <w:t>Portefeuille/santé · QBR/SLA · NPS/CSAT · Rétention/renouvellement · ARR · Upsell · Onboarding/adoption · C-level/CISO · Facturation/recouvrement · Marge</w:t>
       </w:r>
     </w:p>
     <w:p>
       <w:pPr>
         <w:spacing w:before="30" w:after="30"/>
         <w:jc w:val="both"/>
-        <w:rPr>
-          <w:lang w:val="en-US"/>
-        </w:rPr>
-      </w:pPr>
-      <w:proofErr w:type="spellStart"/>
-      <w:proofErr w:type="gramStart"/>
+      </w:pPr>
       <w:r>
         <w:rPr>
           <w:b/>
           <w:bCs/>
           <w:color w:val="1A1A1A"/>
-          <w:lang w:val="en-US"/>
-        </w:rPr>
-        <w:t>Cybersécurité</w:t>
-      </w:r>
-      <w:proofErr w:type="spellEnd"/>
+        </w:rPr>
+        <w:t xml:space="preserve">Cybersécurité: </w:t>
+      </w:r>
+      <w:r>
+        <w:rPr>
+          <w:color w:val="1A1A1A"/>
+        </w:rPr>
+        <w:t>EDR/EPP · Cloud Security · Threat Intelligence · Incidents/RCA · Azure/AZ-900 · Citadel/Cryptobox</w:t>
+      </w:r>
+    </w:p>
+    <w:p>
+      <w:pPr>
+        <w:spacing w:before="30" w:after="30"/>
+        <w:jc w:val="both"/>
+      </w:pPr>
       <w:r>
         <w:rPr>
           <w:b/>
           <w:bCs/>
           <w:color w:val="1A1A1A"/>
-          <w:lang w:val="en-US"/>
-        </w:rPr>
-        <w:t xml:space="preserve"> :</w:t>
-      </w:r>
-      <w:proofErr w:type="gramEnd"/>
+        </w:rPr>
+        <w:t xml:space="preserve">Services &amp; accompagnement: </w:t>
+      </w:r>
+      <w:r>
+        <w:rPr>
+          <w:color w:val="1A1A1A"/>
+        </w:rPr>
+        <w:t>Paramétrage technique · Formation/ateliers/webinaires · Campagnes d’adoption · Gestion de projet · Encadrement d’équipe · Documentation · Voix du client · Feuille de route produit/tests utilisateurs · Appels d’offres (RFP)</w:t>
+      </w:r>
+    </w:p>
+    <w:p>
+      <w:pPr>
+        <w:spacing w:before="30" w:after="30"/>
+        <w:jc w:val="both"/>
+        <w:rPr>
+          <w:lang w:val="en-US"/>
+        </w:rPr>
+      </w:pPr>
       <w:r>
         <w:rPr>
           <w:b/>
@@ -380,33 +340,15 @@
           <w:color w:val="1A1A1A"/>
           <w:lang w:val="en-US"/>
         </w:rPr>
-        <w:t xml:space="preserve"> </w:t>
-      </w:r>
-      <w:proofErr w:type="spellStart"/>
-      <w:r>
-        <w:rPr>
-          <w:color w:val="1A1A1A"/>
-          <w:lang w:val="en-US"/>
-        </w:rPr>
-        <w:t>Cybersécurité</w:t>
-      </w:r>
-      <w:proofErr w:type="spellEnd"/>
-      <w:r>
-        <w:rPr>
-          <w:color w:val="1A1A1A"/>
-          <w:lang w:val="en-US"/>
-        </w:rPr>
-        <w:t xml:space="preserve"> · EDR · EPP · Cloud Security · Threat Intelligence · Incident Management · Root Cause Analysis · Enterprise Security · Azure · AZ-900 · Citadel/</w:t>
-      </w:r>
-      <w:proofErr w:type="spellStart"/>
-      <w:r>
-        <w:rPr>
-          <w:color w:val="1A1A1A"/>
-          <w:lang w:val="en-US"/>
-        </w:rPr>
-        <w:t>Cryptobox</w:t>
-      </w:r>
-      <w:proofErr w:type="spellEnd"/>
+        <w:t xml:space="preserve">CRM &amp; Outils: </w:t>
+      </w:r>
+      <w:r>
+        <w:rPr>
+          <w:color w:val="1A1A1A"/>
+          <w:lang w:val="en-US"/>
+        </w:rPr>
+        <w:t>Salesforce · HubSpot · Jira · Confluence · Notion · SharePoint</w:t>
+      </w:r>
     </w:p>
     <w:p>
       <w:pPr>
@@ -423,72 +365,54 @@
           <w:color w:val="1A1A1A"/>
           <w:lang w:val="en-US"/>
         </w:rPr>
-        <w:t xml:space="preserve">Data &amp; </w:t>
-      </w:r>
-      <w:proofErr w:type="gramStart"/>
+        <w:t xml:space="preserve">Données &amp; reporting: </w:t>
+      </w:r>
+      <w:r>
+        <w:rPr>
+          <w:color w:val="1A1A1A"/>
+          <w:lang w:val="en-US"/>
+        </w:rPr>
+        <w:t>Python · SQL · CS Analytics · Power BI · Excel/VBA · SAP · PowerPoint · OpenSearch · Power Automate</w:t>
+      </w:r>
+    </w:p>
+    <w:p>
+      <w:pPr>
+        <w:spacing w:before="30" w:after="30"/>
+        <w:jc w:val="both"/>
+      </w:pPr>
       <w:r>
         <w:rPr>
           <w:b/>
           <w:bCs/>
           <w:color w:val="1A1A1A"/>
-          <w:lang w:val="en-US"/>
-        </w:rPr>
-        <w:t>Tech :</w:t>
-      </w:r>
-      <w:proofErr w:type="gramEnd"/>
+        </w:rPr>
+        <w:t xml:space="preserve">Développement &amp; Automatisation: </w:t>
+      </w:r>
+      <w:r>
+        <w:rPr>
+          <w:color w:val="1A1A1A"/>
+        </w:rPr>
+        <w:t>Outils IA · GitHub/GitLab · Intégration d’API · Open Banking</w:t>
+      </w:r>
+    </w:p>
+    <w:p>
+      <w:pPr>
+        <w:spacing w:before="30" w:after="30"/>
+        <w:jc w:val="both"/>
+      </w:pPr>
       <w:r>
         <w:rPr>
           <w:b/>
           <w:bCs/>
           <w:color w:val="1A1A1A"/>
-          <w:lang w:val="en-US"/>
-        </w:rPr>
-        <w:t xml:space="preserve"> </w:t>
-      </w:r>
-      <w:r>
-        <w:rPr>
-          <w:color w:val="1A1A1A"/>
-          <w:lang w:val="en-US"/>
-        </w:rPr>
-        <w:t>Python · CS Analytics · Power BI · Data Analytics · Automation · CRM · Notion · Salesforce · HubSpot · Jira · OpenSearch · Power Automate · Excel · Reporting · Dashboards</w:t>
-      </w:r>
-    </w:p>
-    <w:p>
-      <w:pPr>
-        <w:spacing w:before="30" w:after="30"/>
-        <w:jc w:val="both"/>
-      </w:pPr>
-      <w:r>
-        <w:rPr>
-          <w:b/>
-          <w:bCs/>
-          <w:color w:val="1A1A1A"/>
-        </w:rPr>
-        <w:t xml:space="preserve">Soft </w:t>
-      </w:r>
-      <w:proofErr w:type="spellStart"/>
-      <w:r>
-        <w:rPr>
-          <w:b/>
-          <w:bCs/>
-          <w:color w:val="1A1A1A"/>
-        </w:rPr>
-        <w:t>Skills</w:t>
-      </w:r>
-      <w:proofErr w:type="spellEnd"/>
-      <w:r>
-        <w:rPr>
-          <w:b/>
-          <w:bCs/>
-          <w:color w:val="1A1A1A"/>
-        </w:rPr>
-        <w:t xml:space="preserve"> : </w:t>
-      </w:r>
-      <w:r>
-        <w:rPr>
-          <w:color w:val="1A1A1A"/>
-        </w:rPr>
-        <w:t>Communication · Pédagogie · Intelligence Émotionnelle · Écoute Active · Adaptabilité · Leadership · Multilingue (FR/EN/AR) · Proactivité · Rigueur · Organisation</w:t>
+        </w:rPr>
+        <w:t xml:space="preserve">Savoir-être: </w:t>
+      </w:r>
+      <w:r>
+        <w:rPr>
+          <w:color w:val="1A1A1A"/>
+        </w:rPr>
+        <w:t>Communication · Pédagogie · Intelligence émotionnelle · Gestion des parties prenantes · Écoute active · Adaptabilité · Leadership/coaching</w:t>
       </w:r>
     </w:p>
     <w:p>
@@ -600,21 +524,7 @@
         <w:rPr>
           <w:color w:val="1A1A1A"/>
         </w:rPr>
-        <w:t>Piloté la relation client (CSM) pour un portefeuille de 20–40 comptes CAC 40 : suivi des KPIs de satisfaction (NPS, CSAT), adoption digitale, gestion des renouvellements avec un taux de rétention de 93% et 350K€ d'ARR incrémental, et identification d'opportunités d'</w:t>
-      </w:r>
-      <w:proofErr w:type="spellStart"/>
-      <w:r>
-        <w:rPr>
-          <w:color w:val="1A1A1A"/>
-        </w:rPr>
-        <w:t>upsell</w:t>
-      </w:r>
-      <w:proofErr w:type="spellEnd"/>
-      <w:r>
-        <w:rPr>
-          <w:color w:val="1A1A1A"/>
-        </w:rPr>
-        <w:t xml:space="preserve"> jusqu'à 100K€</w:t>
+        <w:t>Géré ~40 comptes, du CAC 40 aux structures plus petites; segmentation et priorisation par dashboards d’usage/santé, NPS/CSAT, adoption, renouvellements (93 % de rétention; 500 K€ ARR) et upsell jusqu’à 100 K€.</w:t>
       </w:r>
     </w:p>
     <w:p>
@@ -631,35 +541,7 @@
         <w:rPr>
           <w:color w:val="1A1A1A"/>
         </w:rPr>
-        <w:t xml:space="preserve">Assuré un </w:t>
-      </w:r>
-      <w:proofErr w:type="spellStart"/>
-      <w:r>
-        <w:rPr>
-          <w:color w:val="1A1A1A"/>
-        </w:rPr>
-        <w:t>reporting</w:t>
-      </w:r>
-      <w:proofErr w:type="spellEnd"/>
-      <w:r>
-        <w:rPr>
-          <w:color w:val="1A1A1A"/>
-        </w:rPr>
-        <w:t xml:space="preserve"> SLA mensuel et 10–20 QBR trimestriels avec des interlocuteurs C-</w:t>
-      </w:r>
-      <w:proofErr w:type="spellStart"/>
-      <w:r>
-        <w:rPr>
-          <w:color w:val="1A1A1A"/>
-        </w:rPr>
-        <w:t>level</w:t>
-      </w:r>
-      <w:proofErr w:type="spellEnd"/>
-      <w:r>
-        <w:rPr>
-          <w:color w:val="1A1A1A"/>
-        </w:rPr>
-        <w:t xml:space="preserve"> et RSSI/CISO (8–15 contacts) : suivi des jalons, des risques, et plans d'actions correctifs pour maximiser le ROI client et la stabilité de service</w:t>
+        <w:t>Assuré reporting SLA mensuel et QBR trimestriels aux C-level/RSSI-CISO : jalons, risques et plans d’action correctifs.</w:t>
       </w:r>
     </w:p>
     <w:p>
@@ -676,16 +558,20 @@
         <w:rPr>
           <w:color w:val="1A1A1A"/>
         </w:rPr>
-        <w:t xml:space="preserve">Géré les 5–10 incidents critiques de sécurité : coordination transverse (Sales, produit, support, R&amp;D) pour l'analyse des causes racines et la continuité de service dans le respect des SLA </w:t>
-      </w:r>
-      <w:proofErr w:type="spellStart"/>
-      <w:r>
-        <w:rPr>
-          <w:color w:val="1A1A1A"/>
-        </w:rPr>
-        <w:t>enterprise</w:t>
-      </w:r>
-      <w:proofErr w:type="spellEnd"/>
+        <w:t>Coordonné</w:t>
+      </w:r>
+      <w:r>
+        <w:rPr>
+          <w:color w:val="1A1A1A"/>
+        </w:rPr>
+        <w:t xml:space="preserve"> les</w:t>
+      </w:r>
+      <w:r>
+        <w:rPr>
+          <w:color w:val="1A1A1A"/>
+        </w:rPr>
+        <w:t xml:space="preserve"> incidents de sécurité avec Sales, Produit, Support et R&amp;D : analyse des causes et continuité de service sous SLA.</w:t>
+      </w:r>
     </w:p>
     <w:p>
       <w:pPr>
@@ -701,21 +587,7 @@
         <w:rPr>
           <w:color w:val="1A1A1A"/>
         </w:rPr>
-        <w:t xml:space="preserve">Conçu les Customer Success Plans : documentation des objectifs métier, gouvernance, </w:t>
-      </w:r>
-      <w:proofErr w:type="spellStart"/>
-      <w:r>
-        <w:rPr>
-          <w:color w:val="1A1A1A"/>
-        </w:rPr>
-        <w:t>onboarding</w:t>
-      </w:r>
-      <w:proofErr w:type="spellEnd"/>
-      <w:r>
-        <w:rPr>
-          <w:color w:val="1A1A1A"/>
-        </w:rPr>
-        <w:t xml:space="preserve"> technique pour 4–10 clients, programmes d'adoption et alignement GTM pour la santé long terme des comptes</w:t>
+        <w:t>Piloté les Customer Success Plans : objectifs, gouvernance, paramétrage/onboarding, adoption 1:1/1:many, formations, webinaires, campagnes email et alignement GTM.</w:t>
       </w:r>
     </w:p>
     <w:p>
@@ -732,73 +604,7 @@
         <w:rPr>
           <w:color w:val="1A1A1A"/>
         </w:rPr>
-        <w:t xml:space="preserve">Conçu CS Analytics de bout en bout (Python) — CRM intégré, </w:t>
-      </w:r>
-      <w:proofErr w:type="spellStart"/>
-      <w:r>
-        <w:rPr>
-          <w:color w:val="1A1A1A"/>
-        </w:rPr>
-        <w:t>analytics</w:t>
-      </w:r>
-      <w:proofErr w:type="spellEnd"/>
-      <w:r>
-        <w:rPr>
-          <w:color w:val="1A1A1A"/>
-        </w:rPr>
-        <w:t xml:space="preserve"> d’usage et </w:t>
-      </w:r>
-      <w:proofErr w:type="spellStart"/>
-      <w:r>
-        <w:rPr>
-          <w:color w:val="1A1A1A"/>
-        </w:rPr>
-        <w:t>reporting</w:t>
-      </w:r>
-      <w:proofErr w:type="spellEnd"/>
-      <w:r>
-        <w:rPr>
-          <w:color w:val="1A1A1A"/>
-        </w:rPr>
-        <w:t xml:space="preserve"> automatisé (PPTX/Power BI) : adopté par une équipe de 4 personnes, 2h gagnées par rapport et ~20K€ économisés en évitant l’achat d’un CRM tiers</w:t>
-      </w:r>
-    </w:p>
-    <w:p>
-      <w:pPr>
-        <w:tabs>
-          <w:tab w:val="right" w:pos="10306"/>
-        </w:tabs>
-        <w:spacing w:before="100"/>
-        <w:jc w:val="both"/>
-      </w:pPr>
-      <w:proofErr w:type="spellStart"/>
-      <w:r>
-        <w:rPr>
-          <w:b/>
-          <w:bCs/>
-          <w:color w:val="1A1A1A"/>
-          <w:sz w:val="19"/>
-          <w:szCs w:val="19"/>
-        </w:rPr>
-        <w:t>Inetum</w:t>
-      </w:r>
-      <w:proofErr w:type="spellEnd"/>
-      <w:r>
-        <w:rPr>
-          <w:b/>
-          <w:bCs/>
-          <w:color w:val="1A1A1A"/>
-          <w:sz w:val="19"/>
-          <w:szCs w:val="19"/>
-        </w:rPr>
-        <w:t xml:space="preserve"> — Ingénieur Commercial</w:t>
-      </w:r>
-      <w:r>
-        <w:rPr>
-          <w:color w:val="666666"/>
-        </w:rPr>
-        <w:tab/>
-        <w:t>Sep 2022 – Nov 2024</w:t>
+        <w:t>Conçu CS Analytics (Python/SQL) avec CRM et données d’usage, automatisant le reporting PPTX/Power BI; adopté par 4 personnes, gain de 2 h/rapport et ~20 K€ de CRM tiers évités.</w:t>
       </w:r>
     </w:p>
     <w:p>
@@ -815,7 +621,7 @@
         <w:rPr>
           <w:color w:val="1A1A1A"/>
         </w:rPr>
-        <w:t>Généré plus de 500 000 € de CA par prospection active (5+ RDV/semaine) et plus de 200 000 € de revenus additionnels en répondant à des appels d'offres stratégiques</w:t>
+        <w:t>Géré facturation, recouvrement, chiffrage des prestations et marge par client.</w:t>
       </w:r>
     </w:p>
     <w:p>
@@ -832,7 +638,45 @@
         <w:rPr>
           <w:color w:val="1A1A1A"/>
         </w:rPr>
-        <w:t>Piloté des missions de recrutement technique : conduite d'entretiens avec les collaborateurs pour suivre leurs missions, identifier leurs besoins et les matcher aux opportunités clients</w:t>
+        <w:t>Projet en cours : portail documentaire client unique; coordonné les équipes produit. Porté la voix du client via besoins, roadmap et tests utilisateurs; accompagné versions, paramétrage et lancement de plateformes.</w:t>
+      </w:r>
+    </w:p>
+    <w:p>
+      <w:pPr>
+        <w:tabs>
+          <w:tab w:val="right" w:pos="10306"/>
+        </w:tabs>
+        <w:spacing w:before="100"/>
+        <w:jc w:val="both"/>
+      </w:pPr>
+      <w:proofErr w:type="spellStart"/>
+      <w:r>
+        <w:rPr>
+          <w:b/>
+          <w:bCs/>
+          <w:color w:val="1A1A1A"/>
+          <w:sz w:val="19"/>
+          <w:szCs w:val="19"/>
+        </w:rPr>
+        <w:t>Inetum</w:t>
+      </w:r>
+      <w:proofErr w:type="spellEnd"/>
+      <w:r>
+        <w:rPr>
+          <w:b/>
+          <w:bCs/>
+          <w:color w:val="1A1A1A"/>
+          <w:sz w:val="19"/>
+          <w:szCs w:val="19"/>
+        </w:rPr>
+        <w:t xml:space="preserve"> — Ingénieur Commercial</w:t>
+      </w:r>
+      <w:r>
+        <w:rPr>
+          <w:color w:val="666666"/>
+        </w:rPr>
+        <w:tab/>
+        <w:t>Sep 2022 – Nov 2024</w:t>
       </w:r>
     </w:p>
     <w:p>
@@ -849,21 +693,7 @@
         <w:rPr>
           <w:color w:val="1A1A1A"/>
         </w:rPr>
-        <w:t xml:space="preserve">Développé un outil IA pour accélérer les réponses clients en automatisant la recherche de profils internes, réduisant le temps de </w:t>
-      </w:r>
-      <w:proofErr w:type="spellStart"/>
-      <w:r>
-        <w:rPr>
-          <w:color w:val="1A1A1A"/>
-        </w:rPr>
-        <w:t>matching</w:t>
-      </w:r>
-      <w:proofErr w:type="spellEnd"/>
-      <w:r>
-        <w:rPr>
-          <w:color w:val="1A1A1A"/>
-        </w:rPr>
-        <w:t xml:space="preserve"> au sein du vivier de l'entreprise</w:t>
+        <w:t>Généré 500 K€+ de CA (5+ RDV/semaine) et 200 K€+ de revenus additionnels via des appels d’offres stratégiques.</w:t>
       </w:r>
     </w:p>
     <w:p>
@@ -880,240 +710,7 @@
         <w:rPr>
           <w:color w:val="1A1A1A"/>
         </w:rPr>
-        <w:t>Analysé les besoins clients et proposé des solutions techniques sur mesure (cybersécurité, cloud, infrastructure)</w:t>
-      </w:r>
-    </w:p>
-    <w:p>
-      <w:pPr>
-        <w:pBdr>
-          <w:bottom w:val="single" w:sz="6" w:space="2" w:color="C9931A"/>
-        </w:pBdr>
-        <w:spacing w:before="130" w:after="50"/>
-        <w:jc w:val="both"/>
-        <w:rPr>
-          <w:lang w:val="en-US"/>
-        </w:rPr>
-      </w:pPr>
-      <w:r>
-        <w:rPr>
-          <w:b/>
-          <w:bCs/>
-          <w:color w:val="C9931A"/>
-          <w:sz w:val="19"/>
-          <w:szCs w:val="19"/>
-          <w:lang w:val="en-US"/>
-        </w:rPr>
-        <w:t>FORMATION</w:t>
-      </w:r>
-    </w:p>
-    <w:p>
-      <w:pPr>
-        <w:tabs>
-          <w:tab w:val="right" w:pos="10306"/>
-        </w:tabs>
-        <w:spacing w:before="100"/>
-        <w:jc w:val="both"/>
-        <w:rPr>
-          <w:lang w:val="en-US"/>
-        </w:rPr>
-      </w:pPr>
-      <w:r>
-        <w:rPr>
-          <w:b/>
-          <w:bCs/>
-          <w:color w:val="1A1A1A"/>
-          <w:sz w:val="19"/>
-          <w:szCs w:val="19"/>
-          <w:lang w:val="en-US"/>
-        </w:rPr>
-        <w:t>INSEEC Paris</w:t>
-      </w:r>
-      <w:r>
-        <w:rPr>
-          <w:color w:val="666666"/>
-          <w:lang w:val="en-US"/>
-        </w:rPr>
-        <w:tab/>
-        <w:t>Sep 2025 – Sep 2026</w:t>
-      </w:r>
-    </w:p>
-    <w:p>
-      <w:pPr>
-        <w:spacing w:before="20" w:after="10"/>
-        <w:jc w:val="both"/>
-        <w:rPr>
-          <w:lang w:val="en-US"/>
-        </w:rPr>
-      </w:pPr>
-      <w:r>
-        <w:rPr>
-          <w:color w:val="1A1A1A"/>
-          <w:lang w:val="en-US"/>
-        </w:rPr>
-        <w:t>MSc Business Development</w:t>
-      </w:r>
-    </w:p>
-    <w:p>
-      <w:pPr>
-        <w:spacing w:before="20" w:after="60"/>
-        <w:jc w:val="both"/>
-      </w:pPr>
-      <w:r>
-        <w:rPr>
-          <w:color w:val="666666"/>
-          <w:sz w:val="16"/>
-          <w:szCs w:val="16"/>
-        </w:rPr>
-        <w:t xml:space="preserve">Relation client &amp; Expérience </w:t>
-      </w:r>
-      <w:proofErr w:type="gramStart"/>
-      <w:r>
-        <w:rPr>
-          <w:color w:val="666666"/>
-          <w:sz w:val="16"/>
-          <w:szCs w:val="16"/>
-        </w:rPr>
-        <w:t>client  ·</w:t>
-      </w:r>
-      <w:proofErr w:type="gramEnd"/>
-      <w:r>
-        <w:rPr>
-          <w:color w:val="666666"/>
-          <w:sz w:val="16"/>
-          <w:szCs w:val="16"/>
-        </w:rPr>
-        <w:t xml:space="preserve">  Marketing B2B &amp; Stratégies </w:t>
-      </w:r>
-      <w:proofErr w:type="gramStart"/>
-      <w:r>
-        <w:rPr>
-          <w:color w:val="666666"/>
-          <w:sz w:val="16"/>
-          <w:szCs w:val="16"/>
-        </w:rPr>
-        <w:t>commerciales  ·</w:t>
-      </w:r>
-      <w:proofErr w:type="gramEnd"/>
-      <w:r>
-        <w:rPr>
-          <w:color w:val="666666"/>
-          <w:sz w:val="16"/>
-          <w:szCs w:val="16"/>
-        </w:rPr>
-        <w:t xml:space="preserve">  Parcours client &amp; CRM</w:t>
-      </w:r>
-    </w:p>
-    <w:p>
-      <w:pPr>
-        <w:tabs>
-          <w:tab w:val="right" w:pos="10306"/>
-        </w:tabs>
-        <w:spacing w:before="100"/>
-        <w:jc w:val="both"/>
-        <w:rPr>
-          <w:lang w:val="en-US"/>
-        </w:rPr>
-      </w:pPr>
-      <w:r>
-        <w:rPr>
-          <w:b/>
-          <w:bCs/>
-          <w:color w:val="1A1A1A"/>
-          <w:sz w:val="19"/>
-          <w:szCs w:val="19"/>
-          <w:lang w:val="en-US"/>
-        </w:rPr>
-        <w:t>Euridis Business School</w:t>
-      </w:r>
-      <w:r>
-        <w:rPr>
-          <w:color w:val="666666"/>
-          <w:lang w:val="en-US"/>
-        </w:rPr>
-        <w:tab/>
-        <w:t>Sep 2022 – Nov 2024</w:t>
-      </w:r>
-    </w:p>
-    <w:p>
-      <w:pPr>
-        <w:spacing w:before="20" w:after="10"/>
-        <w:jc w:val="both"/>
-      </w:pPr>
-      <w:r>
-        <w:rPr>
-          <w:color w:val="1A1A1A"/>
-        </w:rPr>
-        <w:t>Master en Ingénierie Commerciale</w:t>
-      </w:r>
-    </w:p>
-    <w:p>
-      <w:pPr>
-        <w:spacing w:before="20" w:after="60"/>
-        <w:jc w:val="both"/>
-      </w:pPr>
-      <w:r>
-        <w:rPr>
-          <w:color w:val="666666"/>
-          <w:sz w:val="16"/>
-          <w:szCs w:val="16"/>
-        </w:rPr>
-        <w:t xml:space="preserve">Management, Marketing &amp; Stratégie </w:t>
-      </w:r>
-      <w:proofErr w:type="gramStart"/>
-      <w:r>
-        <w:rPr>
-          <w:color w:val="666666"/>
-          <w:sz w:val="16"/>
-          <w:szCs w:val="16"/>
-        </w:rPr>
-        <w:t>commerciale  ·</w:t>
-      </w:r>
-      <w:proofErr w:type="gramEnd"/>
-      <w:r>
-        <w:rPr>
-          <w:color w:val="666666"/>
-          <w:sz w:val="16"/>
-          <w:szCs w:val="16"/>
-        </w:rPr>
-        <w:t xml:space="preserve">  Négociation commerciale &amp; Gestion de grands comptes</w:t>
-      </w:r>
-    </w:p>
-    <w:p>
-      <w:pPr>
-        <w:pBdr>
-          <w:bottom w:val="single" w:sz="6" w:space="2" w:color="C9931A"/>
-        </w:pBdr>
-        <w:spacing w:before="130" w:after="50"/>
-        <w:jc w:val="both"/>
-      </w:pPr>
-      <w:r>
-        <w:rPr>
-          <w:b/>
-          <w:bCs/>
-          <w:color w:val="C9931A"/>
-          <w:sz w:val="19"/>
-          <w:szCs w:val="19"/>
-        </w:rPr>
-        <w:t>PROJETS PERSONNELS</w:t>
-      </w:r>
-    </w:p>
-    <w:p>
-      <w:pPr>
-        <w:tabs>
-          <w:tab w:val="right" w:pos="10306"/>
-        </w:tabs>
-        <w:spacing w:before="100"/>
-        <w:jc w:val="both"/>
-      </w:pPr>
-      <w:r>
-        <w:rPr>
-          <w:b/>
-          <w:bCs/>
-          <w:color w:val="1A1A1A"/>
-          <w:sz w:val="19"/>
-          <w:szCs w:val="19"/>
-        </w:rPr>
-        <w:t>Money Tracker v2.1 — Application de Finance Personnelle (Local)</w:t>
+        <w:t>Suivi les missions et besoins des consultants en entretien, puis matché leurs profils aux opportunités clients.</w:t>
       </w:r>
     </w:p>
     <w:p>
@@ -1130,21 +727,7 @@
         <w:rPr>
           <w:color w:val="1A1A1A"/>
         </w:rPr>
-        <w:t xml:space="preserve">Développé une application de gestion financière personnelle centralisant l'ensemble de mes comptes bancaires et d'investissement : suivi des prélèvements &amp; abonnements, </w:t>
-      </w:r>
-      <w:proofErr w:type="spellStart"/>
-      <w:r>
-        <w:rPr>
-          <w:color w:val="1A1A1A"/>
-        </w:rPr>
-        <w:t>forecast</w:t>
-      </w:r>
-      <w:proofErr w:type="spellEnd"/>
-      <w:r>
-        <w:rPr>
-          <w:color w:val="1A1A1A"/>
-        </w:rPr>
-        <w:t xml:space="preserve"> des investissements, vue consolidée du patrimoine en temps réel</w:t>
+        <w:t>Développé un outil IA de recherche de profils internes; piloté son adoption, réparti les tâches, coaché les utilisateurs et rédigé la documentation de formation interne.</w:t>
       </w:r>
     </w:p>
     <w:p>
@@ -1161,35 +744,7 @@
         <w:rPr>
           <w:color w:val="1A1A1A"/>
         </w:rPr>
-        <w:t xml:space="preserve">Intégration bancaire EU via </w:t>
-      </w:r>
-      <w:proofErr w:type="spellStart"/>
-      <w:r>
-        <w:rPr>
-          <w:color w:val="1A1A1A"/>
-        </w:rPr>
-        <w:t>GoCardless</w:t>
-      </w:r>
-      <w:proofErr w:type="spellEnd"/>
-      <w:r>
-        <w:rPr>
-          <w:color w:val="1A1A1A"/>
-        </w:rPr>
-        <w:t xml:space="preserve"> Open Banking (</w:t>
-      </w:r>
-      <w:proofErr w:type="spellStart"/>
-      <w:r>
-        <w:rPr>
-          <w:color w:val="1A1A1A"/>
-        </w:rPr>
-        <w:t>Revolut</w:t>
-      </w:r>
-      <w:proofErr w:type="spellEnd"/>
-      <w:r>
-        <w:rPr>
-          <w:color w:val="1A1A1A"/>
-        </w:rPr>
-        <w:t>, SG, 2 000+ banques) et suivi d'investissements via API Trade Republic</w:t>
+        <w:t>Analysé les besoins clients et proposé des solutions en cybersécurité, cloud et infrastructure.</w:t>
       </w:r>
     </w:p>
     <w:p>
@@ -1201,137 +756,12 @@
         </w:numPr>
         <w:spacing w:before="20" w:after="20"/>
         <w:jc w:val="both"/>
-        <w:rPr>
-          <w:lang w:val="en-US"/>
-        </w:rPr>
-      </w:pPr>
-      <w:proofErr w:type="gramStart"/>
-      <w:r>
-        <w:rPr>
-          <w:color w:val="1A1A1A"/>
-          <w:lang w:val="en-US"/>
-        </w:rPr>
-        <w:t>Backend :</w:t>
-      </w:r>
-      <w:proofErr w:type="gramEnd"/>
-      <w:r>
-        <w:rPr>
-          <w:color w:val="1A1A1A"/>
-          <w:lang w:val="en-US"/>
-        </w:rPr>
-        <w:t xml:space="preserve"> Python / </w:t>
-      </w:r>
-      <w:proofErr w:type="spellStart"/>
-      <w:r>
-        <w:rPr>
-          <w:color w:val="1A1A1A"/>
-          <w:lang w:val="en-US"/>
-        </w:rPr>
-        <w:t>FastAPI</w:t>
-      </w:r>
-      <w:proofErr w:type="spellEnd"/>
-      <w:r>
-        <w:rPr>
-          <w:color w:val="1A1A1A"/>
-          <w:lang w:val="en-US"/>
-        </w:rPr>
-        <w:t xml:space="preserve"> · </w:t>
-      </w:r>
-      <w:proofErr w:type="spellStart"/>
-      <w:r>
-        <w:rPr>
-          <w:color w:val="1A1A1A"/>
-          <w:lang w:val="en-US"/>
-        </w:rPr>
-        <w:t>SQLAlchemy</w:t>
-      </w:r>
-      <w:proofErr w:type="spellEnd"/>
-      <w:r>
-        <w:rPr>
-          <w:color w:val="1A1A1A"/>
-          <w:lang w:val="en-US"/>
-        </w:rPr>
-        <w:t xml:space="preserve"> · SQLite · </w:t>
-      </w:r>
-      <w:proofErr w:type="spellStart"/>
-      <w:r>
-        <w:rPr>
-          <w:color w:val="1A1A1A"/>
-          <w:lang w:val="en-US"/>
-        </w:rPr>
-        <w:t>Pydantic</w:t>
-      </w:r>
-      <w:proofErr w:type="spellEnd"/>
-      <w:r>
-        <w:rPr>
-          <w:color w:val="1A1A1A"/>
-          <w:lang w:val="en-US"/>
-        </w:rPr>
-        <w:t xml:space="preserve"> v</w:t>
-      </w:r>
-      <w:proofErr w:type="gramStart"/>
-      <w:r>
-        <w:rPr>
-          <w:color w:val="1A1A1A"/>
-          <w:lang w:val="en-US"/>
-        </w:rPr>
-        <w:t>2  |</w:t>
-      </w:r>
-      <w:proofErr w:type="gramEnd"/>
-      <w:r>
-        <w:rPr>
-          <w:color w:val="1A1A1A"/>
-          <w:lang w:val="en-US"/>
-        </w:rPr>
-        <w:t xml:space="preserve">  </w:t>
-      </w:r>
-      <w:proofErr w:type="gramStart"/>
-      <w:r>
-        <w:rPr>
-          <w:color w:val="1A1A1A"/>
-          <w:lang w:val="en-US"/>
-        </w:rPr>
-        <w:t>Frontend :</w:t>
-      </w:r>
-      <w:proofErr w:type="gramEnd"/>
-      <w:r>
-        <w:rPr>
-          <w:color w:val="1A1A1A"/>
-          <w:lang w:val="en-US"/>
-        </w:rPr>
-        <w:t xml:space="preserve"> React 18 · Vite · Tailwind CSS · </w:t>
-      </w:r>
-      <w:proofErr w:type="gramStart"/>
-      <w:r>
-        <w:rPr>
-          <w:color w:val="1A1A1A"/>
-          <w:lang w:val="en-US"/>
-        </w:rPr>
-        <w:t>Recharts  |</w:t>
-      </w:r>
-      <w:proofErr w:type="gramEnd"/>
-      <w:r>
-        <w:rPr>
-          <w:color w:val="1A1A1A"/>
-          <w:lang w:val="en-US"/>
-        </w:rPr>
-        <w:t xml:space="preserve">  </w:t>
-      </w:r>
-      <w:proofErr w:type="gramStart"/>
-      <w:r>
-        <w:rPr>
-          <w:color w:val="1A1A1A"/>
-          <w:lang w:val="en-US"/>
-        </w:rPr>
-        <w:t>Sécurité :</w:t>
-      </w:r>
-      <w:proofErr w:type="gramEnd"/>
-      <w:r>
-        <w:rPr>
-          <w:color w:val="1A1A1A"/>
-          <w:lang w:val="en-US"/>
-        </w:rPr>
-        <w:t xml:space="preserve"> AES-128 (Fernet) · keyring · X-API-Key</w:t>
+      </w:pPr>
+      <w:r>
+        <w:rPr>
+          <w:color w:val="1A1A1A"/>
+        </w:rPr>
+        <w:t>Encadré 5 consultants/développeurs : suivi, affectations, formations, mentorat, recadrage et résolution de conflits.</w:t>
       </w:r>
     </w:p>
     <w:p>
@@ -1341,6 +771,9 @@
         </w:pBdr>
         <w:spacing w:before="130" w:after="50"/>
         <w:jc w:val="both"/>
+        <w:rPr>
+          <w:lang w:val="en-US"/>
+        </w:rPr>
       </w:pPr>
       <w:r>
         <w:rPr>
@@ -1349,6 +782,312 @@
           <w:color w:val="C9931A"/>
           <w:sz w:val="19"/>
           <w:szCs w:val="19"/>
+          <w:lang w:val="en-US"/>
+        </w:rPr>
+        <w:t>FORMATION</w:t>
+      </w:r>
+    </w:p>
+    <w:p>
+      <w:pPr>
+        <w:tabs>
+          <w:tab w:val="right" w:pos="10306"/>
+        </w:tabs>
+        <w:spacing w:before="100"/>
+        <w:jc w:val="both"/>
+        <w:rPr>
+          <w:lang w:val="en-US"/>
+        </w:rPr>
+      </w:pPr>
+      <w:r>
+        <w:rPr>
+          <w:b/>
+          <w:bCs/>
+          <w:color w:val="1A1A1A"/>
+          <w:sz w:val="19"/>
+          <w:szCs w:val="19"/>
+          <w:lang w:val="en-US"/>
+        </w:rPr>
+        <w:t>INSEEC Paris</w:t>
+      </w:r>
+      <w:r>
+        <w:rPr>
+          <w:color w:val="666666"/>
+          <w:lang w:val="en-US"/>
+        </w:rPr>
+        <w:tab/>
+        <w:t>Sep 2025 – Sep 2026</w:t>
+      </w:r>
+    </w:p>
+    <w:p>
+      <w:pPr>
+        <w:spacing w:before="20" w:after="10"/>
+        <w:jc w:val="both"/>
+        <w:rPr>
+          <w:lang w:val="en-US"/>
+        </w:rPr>
+      </w:pPr>
+      <w:r>
+        <w:rPr>
+          <w:color w:val="1A1A1A"/>
+          <w:lang w:val="en-US"/>
+        </w:rPr>
+        <w:t>MSc Business Development</w:t>
+      </w:r>
+    </w:p>
+    <w:p>
+      <w:pPr>
+        <w:tabs>
+          <w:tab w:val="right" w:pos="10306"/>
+        </w:tabs>
+        <w:spacing w:before="100"/>
+        <w:jc w:val="both"/>
+        <w:rPr>
+          <w:lang w:val="en-US"/>
+        </w:rPr>
+      </w:pPr>
+      <w:r>
+        <w:rPr>
+          <w:b/>
+          <w:bCs/>
+          <w:color w:val="1A1A1A"/>
+          <w:sz w:val="19"/>
+          <w:szCs w:val="19"/>
+          <w:lang w:val="en-US"/>
+        </w:rPr>
+        <w:t>Euridis Business School</w:t>
+      </w:r>
+      <w:r>
+        <w:rPr>
+          <w:color w:val="666666"/>
+          <w:lang w:val="en-US"/>
+        </w:rPr>
+        <w:tab/>
+        <w:t>Sep 2022 – Nov 2024</w:t>
+      </w:r>
+    </w:p>
+    <w:p>
+      <w:pPr>
+        <w:spacing w:before="20" w:after="10"/>
+        <w:jc w:val="both"/>
+      </w:pPr>
+      <w:r>
+        <w:rPr>
+          <w:color w:val="1A1A1A"/>
+        </w:rPr>
+        <w:t>Master en Ingénierie Commerciale</w:t>
+      </w:r>
+    </w:p>
+    <w:p>
+      <w:pPr>
+        <w:pBdr>
+          <w:bottom w:val="single" w:sz="6" w:space="2" w:color="C9931A"/>
+        </w:pBdr>
+        <w:spacing w:before="130" w:after="50"/>
+        <w:jc w:val="both"/>
+      </w:pPr>
+      <w:r>
+        <w:rPr>
+          <w:b/>
+          <w:bCs/>
+          <w:color w:val="C9931A"/>
+          <w:sz w:val="19"/>
+          <w:szCs w:val="19"/>
+        </w:rPr>
+        <w:t>PROJETS PERSONNELS</w:t>
+      </w:r>
+    </w:p>
+    <w:p>
+      <w:pPr>
+        <w:tabs>
+          <w:tab w:val="right" w:pos="10306"/>
+        </w:tabs>
+        <w:spacing w:before="100"/>
+        <w:jc w:val="both"/>
+      </w:pPr>
+      <w:r>
+        <w:rPr>
+          <w:b/>
+          <w:bCs/>
+          <w:color w:val="1A1A1A"/>
+          <w:sz w:val="19"/>
+          <w:szCs w:val="19"/>
+        </w:rPr>
+        <w:t>MONEY TRACKER — Application de Finance Personnelle (Local)</w:t>
+      </w:r>
+    </w:p>
+    <w:p>
+      <w:pPr>
+        <w:pStyle w:val="Paragraphedeliste"/>
+        <w:numPr>
+          <w:ilvl w:val="0"/>
+          <w:numId w:val="2"/>
+        </w:numPr>
+        <w:spacing w:before="20" w:after="20"/>
+        <w:jc w:val="both"/>
+      </w:pPr>
+      <w:r>
+        <w:rPr>
+          <w:color w:val="1A1A1A"/>
+        </w:rPr>
+        <w:t>Développé une application locale centralisant comptes bancaires/investissements, prélèvements/abonnements, prévisions et patrimoine consolidé.</w:t>
+      </w:r>
+    </w:p>
+    <w:p>
+      <w:pPr>
+        <w:pStyle w:val="Paragraphedeliste"/>
+        <w:numPr>
+          <w:ilvl w:val="0"/>
+          <w:numId w:val="2"/>
+        </w:numPr>
+        <w:spacing w:before="20" w:after="20"/>
+        <w:jc w:val="both"/>
+        <w:rPr>
+          <w:lang w:val="en-US"/>
+        </w:rPr>
+      </w:pPr>
+      <w:r>
+        <w:rPr>
+          <w:color w:val="1A1A1A"/>
+          <w:lang w:val="en-US"/>
+        </w:rPr>
+        <w:t>GoCardless Open Banking, Trade Republic API; Python/</w:t>
+      </w:r>
+      <w:proofErr w:type="spellStart"/>
+      <w:r>
+        <w:rPr>
+          <w:color w:val="1A1A1A"/>
+          <w:lang w:val="en-US"/>
+        </w:rPr>
+        <w:t>FastAPI</w:t>
+      </w:r>
+      <w:proofErr w:type="spellEnd"/>
+      <w:r>
+        <w:rPr>
+          <w:color w:val="1A1A1A"/>
+          <w:lang w:val="en-US"/>
+        </w:rPr>
+        <w:t xml:space="preserve">, </w:t>
+      </w:r>
+      <w:proofErr w:type="spellStart"/>
+      <w:r>
+        <w:rPr>
+          <w:color w:val="1A1A1A"/>
+          <w:lang w:val="en-US"/>
+        </w:rPr>
+        <w:t>SQLAlchemy</w:t>
+      </w:r>
+      <w:proofErr w:type="spellEnd"/>
+      <w:r>
+        <w:rPr>
+          <w:color w:val="1A1A1A"/>
+          <w:lang w:val="en-US"/>
+        </w:rPr>
+        <w:t xml:space="preserve">, SQLite, </w:t>
+      </w:r>
+      <w:proofErr w:type="spellStart"/>
+      <w:r>
+        <w:rPr>
+          <w:color w:val="1A1A1A"/>
+          <w:lang w:val="en-US"/>
+        </w:rPr>
+        <w:t>Pydantic</w:t>
+      </w:r>
+      <w:proofErr w:type="spellEnd"/>
+      <w:r>
+        <w:rPr>
+          <w:color w:val="1A1A1A"/>
+          <w:lang w:val="en-US"/>
+        </w:rPr>
+        <w:t>, React/Vite, Tailwind, Recharts, Fernet, keyring, X-API-Key.</w:t>
+      </w:r>
+    </w:p>
+    <w:p>
+      <w:pPr>
+        <w:tabs>
+          <w:tab w:val="right" w:pos="10306"/>
+        </w:tabs>
+        <w:spacing w:before="100"/>
+        <w:jc w:val="both"/>
+      </w:pPr>
+      <w:r>
+        <w:rPr>
+          <w:b/>
+          <w:bCs/>
+          <w:color w:val="1A1A1A"/>
+          <w:sz w:val="19"/>
+          <w:szCs w:val="19"/>
+        </w:rPr>
+        <w:t>SAP DASHBOARDS — Consolidation Financière (Excel/VBA)</w:t>
+      </w:r>
+    </w:p>
+    <w:p>
+      <w:pPr>
+        <w:pStyle w:val="Paragraphedeliste"/>
+        <w:numPr>
+          <w:ilvl w:val="0"/>
+          <w:numId w:val="2"/>
+        </w:numPr>
+        <w:spacing w:before="20" w:after="20"/>
+        <w:jc w:val="both"/>
+      </w:pPr>
+      <w:r>
+        <w:rPr>
+          <w:color w:val="1A1A1A"/>
+        </w:rPr>
+        <w:t>Automatisé sous Excel/VBA la consolidation de balances SAP en états financiers Magnitude, avec mapping de comptes, contrôles débit/crédit et export PDF.</w:t>
+      </w:r>
+    </w:p>
+    <w:p>
+      <w:pPr>
+        <w:tabs>
+          <w:tab w:val="right" w:pos="10306"/>
+        </w:tabs>
+        <w:spacing w:before="100"/>
+        <w:jc w:val="both"/>
+      </w:pPr>
+      <w:r>
+        <w:rPr>
+          <w:b/>
+          <w:bCs/>
+          <w:color w:val="1A1A1A"/>
+          <w:sz w:val="19"/>
+          <w:szCs w:val="19"/>
+        </w:rPr>
+        <w:t>COPILOTE BTP — Cadrage IA pour Appels d’Offres</w:t>
+      </w:r>
+    </w:p>
+    <w:p>
+      <w:pPr>
+        <w:pStyle w:val="Paragraphedeliste"/>
+        <w:numPr>
+          <w:ilvl w:val="0"/>
+          <w:numId w:val="2"/>
+        </w:numPr>
+        <w:spacing w:before="20" w:after="20"/>
+        <w:jc w:val="both"/>
+      </w:pPr>
+      <w:r>
+        <w:rPr>
+          <w:color w:val="1A1A1A"/>
+        </w:rPr>
+        <w:t>Cadré un copilote IA BTP : veille BOAMP/TED/DECP, go/no-go, analyse DCE avec preuves/inconnues traçables; architecture Supabase/Hermes, JSON Schema, provenance et revue humaine, sans dépôt automatique.</w:t>
+      </w:r>
+    </w:p>
+    <w:p>
+      <w:pPr>
+        <w:pBdr>
+          <w:bottom w:val="single" w:sz="6" w:space="2" w:color="C9931A"/>
+        </w:pBdr>
+        <w:spacing w:before="130" w:after="50"/>
+        <w:jc w:val="both"/>
+      </w:pPr>
+      <w:r>
+        <w:rPr>
+          <w:b/>
+          <w:bCs/>
+          <w:color w:val="C9931A"/>
+          <w:sz w:val="19"/>
+          <w:szCs w:val="19"/>
         </w:rPr>
         <w:t>INFORMATIONS COMPLÉMENTAIRES</w:t>
       </w:r>
@@ -1362,31 +1101,7 @@
         <w:rPr>
           <w:color w:val="1A1A1A"/>
         </w:rPr>
-        <w:t>Langues : Français (C2), Anglais (C1), Arabe (C2)</w:t>
-      </w:r>
-    </w:p>
-    <w:p>
-      <w:pPr>
-        <w:spacing w:before="20" w:after="10"/>
-        <w:jc w:val="both"/>
-      </w:pPr>
-      <w:r>
-        <w:rPr>
-          <w:color w:val="1A1A1A"/>
-        </w:rPr>
-        <w:t>Certifications : Microsoft AZ-900 (Azure Fundamentals)</w:t>
-      </w:r>
-    </w:p>
-    <w:p>
-      <w:pPr>
-        <w:spacing w:before="20"/>
-        <w:jc w:val="both"/>
-      </w:pPr>
-      <w:r>
-        <w:rPr>
-          <w:color w:val="1A1A1A"/>
-        </w:rPr>
-        <w:t>Centres d'intérêt : Sport, Voyages, Astronomie, Cuisine</w:t>
+        <w:t>Langues : Français (C2), Anglais (C1), Arabe (C2) · Certification : Microsoft AZ-900 (Azure Fundamentals)</w:t>
       </w:r>
     </w:p>
     <w:sectPr>

--- a/assets/cv/CV_Abdelkader_Arbaoui_FR.docx
+++ b/assets/cv/CV_Abdelkader_Arbaoui_FR.docx
@@ -771,9 +771,6 @@
         </w:pBdr>
         <w:spacing w:before="130" w:after="50"/>
         <w:jc w:val="both"/>
-        <w:rPr>
-          <w:lang w:val="en-US"/>
-        </w:rPr>
       </w:pPr>
       <w:r>
         <w:rPr>
@@ -782,9 +779,8 @@
           <w:color w:val="C9931A"/>
           <w:sz w:val="19"/>
           <w:szCs w:val="19"/>
-          <w:lang w:val="en-US"/>
-        </w:rPr>
-        <w:t>FORMATION</w:t>
+        </w:rPr>
+        <w:t>PROJETS PERSONNELS</w:t>
       </w:r>
     </w:p>
     <w:p>
@@ -794,9 +790,6 @@
         </w:tabs>
         <w:spacing w:before="100"/>
         <w:jc w:val="both"/>
-        <w:rPr>
-          <w:lang w:val="en-US"/>
-        </w:rPr>
       </w:pPr>
       <w:r>
         <w:rPr>
@@ -805,114 +798,31 @@
           <w:color w:val="1A1A1A"/>
           <w:sz w:val="19"/>
           <w:szCs w:val="19"/>
-          <w:lang w:val="en-US"/>
-        </w:rPr>
-        <w:t>INSEEC Paris</w:t>
+        </w:rPr>
+        <w:t xml:space="preserve">JobLeaf — Créateur &amp; Product Owner — SaaS de recherche d’emploi (jobleaf.app)</w:t>
       </w:r>
       <w:r>
         <w:rPr>
           <w:color w:val="666666"/>
-          <w:lang w:val="en-US"/>
         </w:rPr>
         <w:tab/>
-        <w:t>Sep 2025 – Sep 2026</w:t>
-      </w:r>
-    </w:p>
-    <w:p>
-      <w:pPr>
-        <w:spacing w:before="20" w:after="10"/>
-        <w:jc w:val="both"/>
-        <w:rPr>
-          <w:lang w:val="en-US"/>
-        </w:rPr>
-      </w:pPr>
-      <w:r>
-        <w:rPr>
-          <w:color w:val="1A1A1A"/>
-          <w:lang w:val="en-US"/>
-        </w:rPr>
-        <w:t>MSc Business Development</w:t>
-      </w:r>
-    </w:p>
-    <w:p>
-      <w:pPr>
-        <w:tabs>
-          <w:tab w:val="right" w:pos="10306"/>
-        </w:tabs>
-        <w:spacing w:before="100"/>
-        <w:jc w:val="both"/>
-        <w:rPr>
-          <w:lang w:val="en-US"/>
-        </w:rPr>
-      </w:pPr>
-      <w:r>
-        <w:rPr>
-          <w:b/>
-          <w:bCs/>
-          <w:color w:val="1A1A1A"/>
-          <w:sz w:val="19"/>
-          <w:szCs w:val="19"/>
-          <w:lang w:val="en-US"/>
-        </w:rPr>
-        <w:t>Euridis Business School</w:t>
-      </w:r>
-      <w:r>
-        <w:rPr>
+        <w:t>2026 – En cours</w:t>
+      </w:r>
+    </w:p>
+    <w:p>
+      <w:pPr>
+        <w:spacing w:after="40"/>
+        <w:jc w:val="both"/>
+      </w:pPr>
+      <w:r>
+        <w:rPr>
+          <w:i/>
+          <w:iCs/>
           <w:color w:val="666666"/>
-          <w:lang w:val="en-US"/>
-        </w:rPr>
-        <w:tab/>
-        <w:t>Sep 2022 – Nov 2024</w:t>
-      </w:r>
-    </w:p>
-    <w:p>
-      <w:pPr>
-        <w:spacing w:before="20" w:after="10"/>
-        <w:jc w:val="both"/>
-      </w:pPr>
-      <w:r>
-        <w:rPr>
-          <w:color w:val="1A1A1A"/>
-        </w:rPr>
-        <w:t>Master en Ingénierie Commerciale</w:t>
-      </w:r>
-    </w:p>
-    <w:p>
-      <w:pPr>
-        <w:pBdr>
-          <w:bottom w:val="single" w:sz="6" w:space="2" w:color="C9931A"/>
-        </w:pBdr>
-        <w:spacing w:before="130" w:after="50"/>
-        <w:jc w:val="both"/>
-      </w:pPr>
-      <w:r>
-        <w:rPr>
-          <w:b/>
-          <w:bCs/>
-          <w:color w:val="C9931A"/>
-          <w:sz w:val="19"/>
-          <w:szCs w:val="19"/>
-        </w:rPr>
-        <w:t>PROJETS PERSONNELS</w:t>
-      </w:r>
-    </w:p>
-    <w:p>
-      <w:pPr>
-        <w:tabs>
-          <w:tab w:val="right" w:pos="10306"/>
-        </w:tabs>
-        <w:spacing w:before="100"/>
-        <w:jc w:val="both"/>
-      </w:pPr>
-      <w:r>
-        <w:rPr>
-          <w:b/>
-          <w:bCs/>
-          <w:color w:val="1A1A1A"/>
-          <w:sz w:val="19"/>
-          <w:szCs w:val="19"/>
-        </w:rPr>
-        <w:t>MONEY TRACKER — Application de Finance Personnelle (Local)</w:t>
+          <w:sz w:val="16"/>
+          <w:szCs w:val="16"/>
+        </w:rPr>
+        <w:t xml:space="preserve">Plateforme qui aide un chercheur d’emploi à savoir quoi faire ensuite : suivi, analyse offre/parcours, CV adapté, sans rien inventer ni candidater à sa place.</w:t>
       </w:r>
     </w:p>
     <w:p>
@@ -929,7 +839,7 @@
         <w:rPr>
           <w:color w:val="1A1A1A"/>
         </w:rPr>
-        <w:t>Développé une application locale centralisant comptes bancaires/investissements, prélèvements/abonnements, prévisions et patrimoine consolidé.</w:t>
+        <w:t xml:space="preserve">Conçu et déployé en production un SaaS multi-tenant (Node.js/Express, Supabase/PostgreSQL, Cloudflare, Stripe, PostHog) : données isolées par compte (RLS), 850+ tests automatisés, livraison versionnée avec retour arrière.</w:t>
       </w:r>
     </w:p>
     <w:p>
@@ -941,83 +851,12 @@
         </w:numPr>
         <w:spacing w:before="20" w:after="20"/>
         <w:jc w:val="both"/>
-        <w:rPr>
-          <w:lang w:val="en-US"/>
-        </w:rPr>
-      </w:pPr>
-      <w:r>
-        <w:rPr>
-          <w:color w:val="1A1A1A"/>
-          <w:lang w:val="en-US"/>
-        </w:rPr>
-        <w:t>GoCardless Open Banking, Trade Republic API; Python/</w:t>
-      </w:r>
-      <w:proofErr w:type="spellStart"/>
-      <w:r>
-        <w:rPr>
-          <w:color w:val="1A1A1A"/>
-          <w:lang w:val="en-US"/>
-        </w:rPr>
-        <w:t>FastAPI</w:t>
-      </w:r>
-      <w:proofErr w:type="spellEnd"/>
-      <w:r>
-        <w:rPr>
-          <w:color w:val="1A1A1A"/>
-          <w:lang w:val="en-US"/>
-        </w:rPr>
-        <w:t xml:space="preserve">, </w:t>
-      </w:r>
-      <w:proofErr w:type="spellStart"/>
-      <w:r>
-        <w:rPr>
-          <w:color w:val="1A1A1A"/>
-          <w:lang w:val="en-US"/>
-        </w:rPr>
-        <w:t>SQLAlchemy</w:t>
-      </w:r>
-      <w:proofErr w:type="spellEnd"/>
-      <w:r>
-        <w:rPr>
-          <w:color w:val="1A1A1A"/>
-          <w:lang w:val="en-US"/>
-        </w:rPr>
-        <w:t xml:space="preserve">, SQLite, </w:t>
-      </w:r>
-      <w:proofErr w:type="spellStart"/>
-      <w:r>
-        <w:rPr>
-          <w:color w:val="1A1A1A"/>
-          <w:lang w:val="en-US"/>
-        </w:rPr>
-        <w:t>Pydantic</w:t>
-      </w:r>
-      <w:proofErr w:type="spellEnd"/>
-      <w:r>
-        <w:rPr>
-          <w:color w:val="1A1A1A"/>
-          <w:lang w:val="en-US"/>
-        </w:rPr>
-        <w:t>, React/Vite, Tailwind, Recharts, Fernet, keyring, X-API-Key.</w:t>
-      </w:r>
-    </w:p>
-    <w:p>
-      <w:pPr>
-        <w:tabs>
-          <w:tab w:val="right" w:pos="10306"/>
-        </w:tabs>
-        <w:spacing w:before="100"/>
-        <w:jc w:val="both"/>
-      </w:pPr>
-      <w:r>
-        <w:rPr>
-          <w:b/>
-          <w:bCs/>
-          <w:color w:val="1A1A1A"/>
-          <w:sz w:val="19"/>
-          <w:szCs w:val="19"/>
-        </w:rPr>
-        <w:t>SAP DASHBOARDS — Consolidation Financière (Excel/VBA)</w:t>
+      </w:pPr>
+      <w:r>
+        <w:rPr>
+          <w:color w:val="1A1A1A"/>
+        </w:rPr>
+        <w:t xml:space="preserve">Défini et mis en place l’onboarding : parcours « Premiers pas » en 4 étapes (import du CV, d’une offre, première candidature, première analyse) cochées d’après l’usage réel, et 5 crédits de bienvenue pour amener chaque nouvel utilisateur à sa première valeur, sans accompagnement.</w:t>
       </w:r>
     </w:p>
     <w:p>
@@ -1034,26 +873,7 @@
         <w:rPr>
           <w:color w:val="1A1A1A"/>
         </w:rPr>
-        <w:t>Automatisé sous Excel/VBA la consolidation de balances SAP en états financiers Magnitude, avec mapping de comptes, contrôles débit/crédit et export PDF.</w:t>
-      </w:r>
-    </w:p>
-    <w:p>
-      <w:pPr>
-        <w:tabs>
-          <w:tab w:val="right" w:pos="10306"/>
-        </w:tabs>
-        <w:spacing w:before="100"/>
-        <w:jc w:val="both"/>
-      </w:pPr>
-      <w:r>
-        <w:rPr>
-          <w:b/>
-          <w:bCs/>
-          <w:color w:val="1A1A1A"/>
-          <w:sz w:val="19"/>
-          <w:szCs w:val="19"/>
-        </w:rPr>
-        <w:t>COPILOTE BTP — Cadrage IA pour Appels d’Offres</w:t>
+        <w:t xml:space="preserve">Construit les leviers d’adoption et de rétention : page « Aujourd’hui » (actions et relances du jour), résumé du matin par e-mail envoyé seulement s’il y a une action, notifications d’entretien et d’étape franchie ; compteurs agrégés sans identité pour mesurer si les rappels servent.</w:t>
       </w:r>
     </w:p>
     <w:p>
@@ -1070,7 +890,171 @@
         <w:rPr>
           <w:color w:val="1A1A1A"/>
         </w:rPr>
-        <w:t>Cadré un copilote IA BTP : veille BOAMP/TED/DECP, go/no-go, analyse DCE avec preuves/inconnues traçables; architecture Supabase/Hermes, JSON Schema, provenance et revue humaine, sans dépôt automatique.</w:t>
+        <w:t xml:space="preserve">Développé l’analyse de compatibilité et la vérification ATS : exigences de l’offre classées prouvées/transférables/absentes avec la preuve du parcours citée, constats de lecture par ATS (Workday, Greenhouse, Taleo…), sans score opaque : décision de postuler éclairée.</w:t>
+      </w:r>
+    </w:p>
+    <w:p>
+      <w:pPr>
+        <w:pStyle w:val="Paragraphedeliste"/>
+        <w:numPr>
+          <w:ilvl w:val="0"/>
+          <w:numId w:val="2"/>
+        </w:numPr>
+        <w:spacing w:before="20" w:after="20"/>
+        <w:jc w:val="both"/>
+      </w:pPr>
+      <w:r>
+        <w:rPr>
+          <w:color w:val="1A1A1A"/>
+        </w:rPr>
+        <w:t xml:space="preserve">Conçu l’adaptation du CV à chaque offre : nouveau CV dans la mise en page d’origine, contrôles bloquant tout chiffre, date, outil ou niveau de langue sans preuve, questions de confirmation à l’utilisateur et relecture ligne par ligne avant export.</w:t>
+      </w:r>
+    </w:p>
+    <w:p>
+      <w:pPr>
+        <w:pStyle w:val="Paragraphedeliste"/>
+        <w:numPr>
+          <w:ilvl w:val="0"/>
+          <w:numId w:val="2"/>
+        </w:numPr>
+        <w:spacing w:before="20" w:after="20"/>
+        <w:jc w:val="both"/>
+      </w:pPr>
+      <w:r>
+        <w:rPr>
+          <w:color w:val="1A1A1A"/>
+        </w:rPr>
+        <w:t xml:space="preserve">Intégré une veille d’offres gratuite (36 employeurs via 8 ATS à API publique, alertes e-mail des job boards), offres proches du parcours en tête.</w:t>
+      </w:r>
+    </w:p>
+    <w:p>
+      <w:pPr>
+        <w:pStyle w:val="Paragraphedeliste"/>
+        <w:numPr>
+          <w:ilvl w:val="0"/>
+          <w:numId w:val="2"/>
+        </w:numPr>
+        <w:spacing w:before="20" w:after="20"/>
+        <w:jc w:val="both"/>
+      </w:pPr>
+      <w:r>
+        <w:rPr>
+          <w:color w:val="1A1A1A"/>
+        </w:rPr>
+        <w:t xml:space="preserve">Mis en place la monétisation et le pilotage : achat de crédits via Stripe Checkout, débit réservé puis libéré en cas d’échec ; mesure d’usage PostHog soumise au consentement ; conformité RGPD/AI Act documentée.</w:t>
+      </w:r>
+    </w:p>
+    <w:p>
+      <w:pPr>
+        <w:pBdr>
+          <w:bottom w:val="single" w:sz="6" w:space="2" w:color="C9931A"/>
+        </w:pBdr>
+        <w:spacing w:before="130" w:after="50"/>
+        <w:jc w:val="both"/>
+        <w:rPr>
+          <w:lang w:val="en-US"/>
+        </w:rPr>
+      </w:pPr>
+      <w:r>
+        <w:rPr>
+          <w:b/>
+          <w:bCs/>
+          <w:color w:val="C9931A"/>
+          <w:sz w:val="19"/>
+          <w:szCs w:val="19"/>
+          <w:lang w:val="en-US"/>
+        </w:rPr>
+        <w:t>FORMATION</w:t>
+      </w:r>
+    </w:p>
+    <w:p>
+      <w:pPr>
+        <w:tabs>
+          <w:tab w:val="right" w:pos="10306"/>
+        </w:tabs>
+        <w:spacing w:before="100"/>
+        <w:jc w:val="both"/>
+        <w:rPr>
+          <w:lang w:val="en-US"/>
+        </w:rPr>
+      </w:pPr>
+      <w:r>
+        <w:rPr>
+          <w:b/>
+          <w:bCs/>
+          <w:color w:val="1A1A1A"/>
+          <w:sz w:val="19"/>
+          <w:szCs w:val="19"/>
+          <w:lang w:val="en-US"/>
+        </w:rPr>
+        <w:t>INSEEC Paris</w:t>
+      </w:r>
+      <w:r>
+        <w:rPr>
+          <w:color w:val="666666"/>
+          <w:lang w:val="en-US"/>
+        </w:rPr>
+        <w:tab/>
+        <w:t>Sep 2025 – Sep 2026</w:t>
+      </w:r>
+    </w:p>
+    <w:p>
+      <w:pPr>
+        <w:spacing w:before="20" w:after="10"/>
+        <w:jc w:val="both"/>
+        <w:rPr>
+          <w:lang w:val="en-US"/>
+        </w:rPr>
+      </w:pPr>
+      <w:r>
+        <w:rPr>
+          <w:color w:val="1A1A1A"/>
+          <w:lang w:val="en-US"/>
+        </w:rPr>
+        <w:t>MSc Business Development</w:t>
+      </w:r>
+    </w:p>
+    <w:p>
+      <w:pPr>
+        <w:tabs>
+          <w:tab w:val="right" w:pos="10306"/>
+        </w:tabs>
+        <w:spacing w:before="100"/>
+        <w:jc w:val="both"/>
+        <w:rPr>
+          <w:lang w:val="en-US"/>
+        </w:rPr>
+      </w:pPr>
+      <w:r>
+        <w:rPr>
+          <w:b/>
+          <w:bCs/>
+          <w:color w:val="1A1A1A"/>
+          <w:sz w:val="19"/>
+          <w:szCs w:val="19"/>
+          <w:lang w:val="en-US"/>
+        </w:rPr>
+        <w:t>Euridis Business School</w:t>
+      </w:r>
+      <w:r>
+        <w:rPr>
+          <w:color w:val="666666"/>
+          <w:lang w:val="en-US"/>
+        </w:rPr>
+        <w:tab/>
+        <w:t>Sep 2022 – Nov 2024</w:t>
+      </w:r>
+    </w:p>
+    <w:p>
+      <w:pPr>
+        <w:spacing w:before="20" w:after="10"/>
+        <w:jc w:val="both"/>
+      </w:pPr>
+      <w:r>
+        <w:rPr>
+          <w:color w:val="1A1A1A"/>
+        </w:rPr>
+        <w:t>Master en Ingénierie Commerciale</w:t>
       </w:r>
     </w:p>
     <w:p>
